--- a/backend/seed/files/asus/capitalization_policy_memo.docx
+++ b/backend/seed/files/asus/capitalization_policy_memo.docx
@@ -63,7 +63,7 @@
           </w:tcPr>
           <w:p>
             <w:r>
-              <w:t>Maya Chen, Controller</w:t>
+              <w:t>Rudraksh Awasthi, Controller</w:t>
             </w:r>
           </w:p>
         </w:tc>
